--- a/docs/ERS/ERS-SGTM-v2.0.docx
+++ b/docs/ERS/ERS-SGTM-v2.0.docx
@@ -1797,10 +1797,7 @@
         <w:rPr/>
       </w:pPr>
       <w:r>
-        <w:rPr>
-          <w:rtl w:val="0"/>
-        </w:rPr>
-        <w:t xml:space="preserve">RF-73 Auditar acceso y recuperación. Administrador consulta accesos; respaldos mantienen bitácora en base separada, que no retrocede al restaurar negocio. No es auditoría inalterable ante un DBA. Trazabilidad: CU10.</w:t>
+        <w:t>RF-73 Auditar acceso y recuperación. Administrador consulta accesos desde la gestión de seguridad; respaldos mantienen bitácora separada que no retrocede al restaurar negocio. No es auditoría inalterable ante un DBA. Trazabilidad: CU02 y CU10.</w:t>
       </w:r>
     </w:p>
     <w:p>

--- a/docs/ERS/ERS-SGTM-v2.0.docx
+++ b/docs/ERS/ERS-SGTM-v2.0.docx
@@ -155,6 +155,9 @@
         </w:rPr>
         <w:t xml:space="preserve">La ERS utiliza la organización de IEEE 830 como referencia académica. Se complementa con Apéndice A v2.0, Apéndice C v2.0, DER v2.0, matriz de trazabilidad y guías del repositorio EnriqueRTG/taller-mecanico. Código base de revisión: main 253e7d6 y la limpieza RetirarVinculoCambioSinUso. Los archivos del repositorio deben entregarse en el mismo commit para conservar trazabilidad.</w:t>
       </w:r>
+      <w:r>
+        <w:t xml:space="preserve"> Esta revisión incorpora también ExigirTelefonoContactoCliente sobre la base de código 85c44c7.</w:t>
+      </w:r>
     </w:p>
     <w:p>
       <w:pPr>
@@ -731,6 +734,9 @@
         </w:rPr>
         <w:t xml:space="preserve">RF-06 Registrar usuario. Administrador registra datos, un rol válido y credenciales; impedir nombre de usuario duplicado normalizado. Trazabilidad: CU02.</w:t>
       </w:r>
+      <w:r>
+        <w:t xml:space="preserve"> Alta y cambio de contraseña comparten la regla de 8 a 100 caracteres; la confirmación debe coincidir.</w:t>
+      </w:r>
     </w:p>
     <w:p>
       <w:pPr>
@@ -2121,6 +2127,9 @@
           <w:rtl w:val="0"/>
         </w:rPr>
         <w:t xml:space="preserve">RN-05. TipoDocumento y Documento identifican al cliente de forma única.</w:t>
+      </w:r>
+      <w:r>
+        <w:t xml:space="preserve"> El teléfono de contacto es obligatorio, con 7 a 15 dígitos y formato legible válido.</w:t>
       </w:r>
     </w:p>
     <w:p>

--- a/docs/ERS/ERS-SGTM-v2.0.docx
+++ b/docs/ERS/ERS-SGTM-v2.0.docx
@@ -150,13 +150,7 @@
         <w:rPr/>
       </w:pPr>
       <w:r>
-        <w:rPr>
-          <w:rtl w:val="0"/>
-        </w:rPr>
-        <w:t xml:space="preserve">La ERS utiliza la organización de IEEE 830 como referencia académica. Se complementa con Apéndice A v2.0, Apéndice C v2.0, DER v2.0, matriz de trazabilidad y guías del repositorio EnriqueRTG/taller-mecanico. Código base de revisión: main 253e7d6 y la limpieza RetirarVinculoCambioSinUso. Los archivos del repositorio deben entregarse en el mismo commit para conservar trazabilidad.</w:t>
-      </w:r>
-      <w:r>
-        <w:t xml:space="preserve"> Esta revisión incorpora también ExigirTelefonoContactoCliente sobre la base de código 85c44c7.</w:t>
+        <w:t>La ERS utiliza la organización de IEEE 830 como referencia académica. Se complementa con Apéndice A v2.0, Apéndice C v2.0, DER v2.0, matriz de trazabilidad y guías del repositorio EnriqueRTG/taller-mecanico. La base de código es main 9cfe090 y la revisión AgregarConcurrenciaUsuarios. El código, las migraciones y los documentos deben entregarse desde el mismo commit.</w:t>
       </w:r>
     </w:p>
     <w:p>
@@ -758,23 +752,17 @@
         <w:rPr/>
       </w:pPr>
       <w:r>
-        <w:rPr>
-          <w:rtl w:val="0"/>
-        </w:rPr>
-        <w:t xml:space="preserve">RF-08 Modificar usuario. Validar datos al editar sin sustituir identificador ni antecedentes de autoría. Trazabilidad: CU02.</w:t>
-      </w:r>
-    </w:p>
-    <w:p>
-      <w:pPr>
-        <w:spacing w:after="120" w:line="264" w:lineRule="auto"/>
-        <w:jc w:val="left"/>
-        <w:rPr/>
-      </w:pPr>
-      <w:r>
-        <w:rPr>
-          <w:rtl w:val="0"/>
-        </w:rPr>
-        <w:t xml:space="preserve">RF-09 Habilitar e inhabilitar usuario. Aplicar baja lógica y revalidar su efecto al autorizar nuevas operaciones. Trazabilidad: CU02.</w:t>
+        <w:t>RF-08 Modificar usuario. Validar datos al editar sin sustituir identificador ni antecedentes de autoría. Trazabilidad: CU02. Exigir la versión consultada y rechazar una edición obsoleta sin sobrescribir datos.</w:t>
+      </w:r>
+    </w:p>
+    <w:p>
+      <w:pPr>
+        <w:spacing w:after="120" w:line="264" w:lineRule="auto"/>
+        <w:jc w:val="left"/>
+        <w:rPr/>
+      </w:pPr>
+      <w:r>
+        <w:t>RF-09 Habilitar e inhabilitar usuario. Aplicar baja lógica y revalidar su efecto al autorizar nuevas operaciones. Trazabilidad: CU02. Exigir la versión consultada y rechazar una edición obsoleta sin sobrescribir datos.</w:t>
       </w:r>
     </w:p>
     <w:p>
@@ -797,10 +785,7 @@
         <w:rPr/>
       </w:pPr>
       <w:r>
-        <w:rPr>
-          <w:rtl w:val="0"/>
-        </w:rPr>
-        <w:t xml:space="preserve">RF-11 Gestionar credenciales. Establecer o restablecer clave con la política de seguridad y permitir generación aleatoria en las pantallas previstas. Guardar solo hash. Trazabilidad: CU02.</w:t>
+        <w:t>RF-11 Gestionar credenciales. Establecer o restablecer clave con la política de seguridad y permitir generación aleatoria en las pantallas previstas. Guardar solo hash. Trazabilidad: CU02. Exigir la versión consultada y rechazar una edición obsoleta sin sobrescribir datos.</w:t>
       </w:r>
     </w:p>
     <w:p>
@@ -1248,10 +1233,7 @@
         <w:rPr/>
       </w:pPr>
       <w:r>
-        <w:rPr>
-          <w:rtl w:val="0"/>
-        </w:rPr>
-        <w:t xml:space="preserve">RF-38 Registrar decisión por ítem. Administrativo registra persona del cliente/representante, medio y selección; el usuario registrador procede de la sesión. Aceptación total, parcial condicionada o rechazo. Trazabilidad: CU06.</w:t>
+        <w:t>RF-38 Registrar decisión por ítem. Administrativo registra persona del cliente/representante, medio y selección; el usuario registrador procede de la sesión. Aceptación total, parcial condicionada o rechazo. Trazabilidad: CU06. Persona y medio son obligatorios para toda decisión.</w:t>
       </w:r>
     </w:p>
     <w:p>
@@ -1877,10 +1859,7 @@
         <w:rPr/>
       </w:pPr>
       <w:r>
-        <w:rPr>
-          <w:rtl w:val="0"/>
-        </w:rPr>
-        <w:t xml:space="preserve">RNF-04 Atomicidad. Una operación coordinada confirma cambios relacionados e historial mediante SaveChangesAsync; EF usa transacción implícita con SQL. El lote Demo emplea transacción explícita. No hay una transacción única de toda la vida de la atención.</w:t>
+        <w:t>RNF-04 Atomicidad. Una operación coordinada confirma cambios relacionados e historial mediante SaveChangesAsync; EF usa transacción implícita con SQL. El lote Demo emplea transacción explícita. No hay una transacción única de toda la vida de la atención. La apertura de atención revalida cliente y vehículo dentro de una transacción breve RepeatableRead antes de confirmar el grafo.</w:t>
       </w:r>
     </w:p>
     <w:p>
@@ -2058,10 +2037,7 @@
         <w:rPr/>
       </w:pPr>
       <w:r>
-        <w:rPr>
-          <w:rtl w:val="0"/>
-        </w:rPr>
-        <w:t xml:space="preserve">El Apéndice C y el DER documentan el esquema físico final: 24 tablas de negocio/acceso, 204 columnas y 43 FK; control externo de respaldos con cuatro tablas y 24 columnas sin FK cruzadas. __EFMigrationsHistory es metadato adicional. Las restricciones físicas no reemplazan autorizaciones, pertenencia, reservas, sumas y cronología de los servicios.</w:t>
+        <w:t>El Apéndice C y el DER documentan el esquema físico final: 24 tablas de negocio/acceso, 205 columnas y 43 FK; control externo de respaldos con cuatro tablas y 24 columnas sin FK cruzadas. __EFMigrationsHistory es metadato adicional. Las restricciones físicas no reemplazan autorizaciones, pertenencia, reservas, sumas y cronología de los servicios.</w:t>
       </w:r>
     </w:p>
     <w:p>

--- a/docs/ERS/ERS-SGTM-v2.0.docx
+++ b/docs/ERS/ERS-SGTM-v2.0.docx
@@ -150,7 +150,7 @@
         <w:rPr/>
       </w:pPr>
       <w:r>
-        <w:t>La ERS utiliza la organización de IEEE 830 como referencia académica. Se complementa con Apéndice A v2.0, Apéndice C v2.0, DER v2.0, matriz de trazabilidad y guías del repositorio EnriqueRTG/taller-mecanico. La base de código es main 9cfe090 y la revisión AgregarConcurrenciaUsuarios. El código, las migraciones y los documentos deben entregarse desde el mismo commit.</w:t>
+        <w:t>La ERS utiliza la organización de IEEE 830 como referencia académica. Se complementa con Apéndice A v2.0, Apéndice C v2.0, DER v2.0, matriz de trazabilidad y guías del repositorio EnriqueRTG/taller-mecanico. La base de código es main 3f5eda3 y la revisión ExigirContactoDecisionPresupuesto. El código, las migraciones y los documentos deben entregarse desde el mismo commit.</w:t>
       </w:r>
     </w:p>
     <w:p>
@@ -1233,7 +1233,7 @@
         <w:rPr/>
       </w:pPr>
       <w:r>
-        <w:t>RF-38 Registrar decisión por ítem. Administrativo registra persona del cliente/representante, medio y selección; el usuario registrador procede de la sesión. Aceptación total, parcial condicionada o rechazo. Trazabilidad: CU06. Persona y medio son obligatorios para toda decisión.</w:t>
+        <w:t>RF-38 Registrar decisión por ítem. Administrativo registra persona del cliente/representante, medio y selección; el usuario registrador procede de la sesión. Aceptación total, parcial condicionada o rechazo. Trazabilidad: CU06. Persona y medio son obligatorios para toda decisión. La persistencia exige contacto válido para decisiones aceptadas, rechazadas o pendientes de revisión técnica.</w:t>
       </w:r>
     </w:p>
     <w:p>
@@ -1859,7 +1859,7 @@
         <w:rPr/>
       </w:pPr>
       <w:r>
-        <w:t>RNF-04 Atomicidad. Una operación coordinada confirma cambios relacionados e historial mediante SaveChangesAsync; EF usa transacción implícita con SQL. El lote Demo emplea transacción explícita. No hay una transacción única de toda la vida de la atención. La apertura de atención revalida cliente y vehículo dentro de una transacción breve RepeatableRead antes de confirmar el grafo.</w:t>
+        <w:t>RNF-04 Atomicidad. Una operación coordinada confirma cambios relacionados e historial mediante SaveChangesAsync; EF usa transacción implícita con SQL. El lote Demo emplea transacción explícita. No hay una transacción única de toda la vida de la atención. La apertura de atención revalida cliente y vehículo dentro de una transacción breve RepeatableRead antes de confirmar el grafo. La inicialización mínima se serializa entre puestos mediante bloqueo SQL de transacción; la consulta compuesta de cuentas utiliza una transacción Serializable breve, cerrada antes de mostrar el formulario.</w:t>
       </w:r>
     </w:p>
     <w:p>
